--- a/data/exports/thermodynamics_revision_notes.docx
+++ b/data/exports/thermodynamics_revision_notes.docx
@@ -189,7 +189,7 @@
                 <w:color w:val="2D3748"/>
                 <w:sz w:val="19"/>
               </w:rPr>
-              <w:t>Thermodynamics - Core Application</w:t>
+              <w:t>Enthalpy, Hess's Law &amp; Bond Energies</w:t>
             </w:r>
           </w:p>
         </w:tc>
@@ -209,7 +209,7 @@
               <w:rPr>
                 <w:sz w:val="19"/>
               </w:rPr>
-              <w:t>224 PYQs</w:t>
+              <w:t>128 PYQs</w:t>
             </w:r>
           </w:p>
         </w:tc>
@@ -230,7 +230,94 @@
                 <w:color w:val="718096"/>
                 <w:sz w:val="19"/>
               </w:rPr>
-              <w:t>General Concept</w:t>
+              <w:t>Thermochemistry</w:t>
+            </w:r>
+          </w:p>
+        </w:tc>
+      </w:tr>
+      <w:tr>
+        <w:tc>
+          <w:tcPr>
+            <w:tcW w:type="dxa" w:w="2160"/>
+            <w:shd w:fill="FFFFFF"/>
+            <w:tcMar>
+              <w:top w:w="80" w:type="dxa"/>
+              <w:bottom w:w="80" w:type="dxa"/>
+              <w:left w:w="150" w:type="dxa"/>
+              <w:right w:w="150" w:type="dxa"/>
+            </w:tcMar>
+          </w:tcPr>
+          <w:p>
+            <w:r>
+              <w:rPr>
+                <w:b/>
+                <w:color w:val="C53030"/>
+                <w:sz w:val="19"/>
+              </w:rPr>
+              <w:t>Very High</w:t>
+            </w:r>
+          </w:p>
+        </w:tc>
+        <w:tc>
+          <w:tcPr>
+            <w:tcW w:type="dxa" w:w="4320"/>
+            <w:shd w:fill="FFFFFF"/>
+            <w:tcMar>
+              <w:top w:w="80" w:type="dxa"/>
+              <w:bottom w:w="80" w:type="dxa"/>
+              <w:left w:w="150" w:type="dxa"/>
+              <w:right w:w="150" w:type="dxa"/>
+            </w:tcMar>
+          </w:tcPr>
+          <w:p>
+            <w:r>
+              <w:rPr>
+                <w:b/>
+                <w:color w:val="2D3748"/>
+                <w:sz w:val="19"/>
+              </w:rPr>
+              <w:t>Entropy &amp; Gibbs Free Energy Spontaneity</w:t>
+            </w:r>
+          </w:p>
+        </w:tc>
+        <w:tc>
+          <w:tcPr>
+            <w:tcW w:type="dxa" w:w="1728"/>
+            <w:shd w:fill="FFFFFF"/>
+            <w:tcMar>
+              <w:top w:w="80" w:type="dxa"/>
+              <w:bottom w:w="80" w:type="dxa"/>
+              <w:left w:w="150" w:type="dxa"/>
+              <w:right w:w="150" w:type="dxa"/>
+            </w:tcMar>
+          </w:tcPr>
+          <w:p>
+            <w:r>
+              <w:rPr>
+                <w:sz w:val="19"/>
+              </w:rPr>
+              <w:t>105 PYQs</w:t>
+            </w:r>
+          </w:p>
+        </w:tc>
+        <w:tc>
+          <w:tcPr>
+            <w:tcW w:type="dxa" w:w="1872"/>
+            <w:shd w:fill="FFFFFF"/>
+            <w:tcMar>
+              <w:top w:w="80" w:type="dxa"/>
+              <w:bottom w:w="80" w:type="dxa"/>
+              <w:left w:w="150" w:type="dxa"/>
+              <w:right w:w="150" w:type="dxa"/>
+            </w:tcMar>
+          </w:tcPr>
+          <w:p>
+            <w:r>
+              <w:rPr>
+                <w:color w:val="718096"/>
+                <w:sz w:val="19"/>
+              </w:rPr>
+              <w:t>Spontaneity</w:t>
             </w:r>
           </w:p>
         </w:tc>
@@ -311,6 +398,98 @@
           </w:p>
         </w:tc>
       </w:tr>
+      <w:tr>
+        <w:tc>
+          <w:tcPr>
+            <w:tcW w:type="dxa" w:w="3600"/>
+            <w:shd w:fill="F7FAFC"/>
+            <w:tcMar>
+              <w:top w:w="100" w:type="dxa"/>
+              <w:bottom w:w="100" w:type="dxa"/>
+              <w:left w:w="150" w:type="dxa"/>
+              <w:right w:w="150" w:type="dxa"/>
+            </w:tcMar>
+          </w:tcPr>
+          <w:p>
+            <w:r>
+              <w:rPr>
+                <w:b/>
+                <w:color w:val="1A365D"/>
+                <w:sz w:val="19"/>
+              </w:rPr>
+              <w:t>Enthalpy, Hess's Law &amp; Bond Energies</w:t>
+            </w:r>
+          </w:p>
+        </w:tc>
+        <w:tc>
+          <w:tcPr>
+            <w:tcW w:type="dxa" w:w="6480"/>
+            <w:shd w:fill="F7FAFC"/>
+            <w:tcMar>
+              <w:top w:w="100" w:type="dxa"/>
+              <w:bottom w:w="100" w:type="dxa"/>
+              <w:left w:w="150" w:type="dxa"/>
+              <w:right w:w="150" w:type="dxa"/>
+            </w:tcMar>
+          </w:tcPr>
+          <w:p>
+            <w:r>
+              <w:rPr>
+                <w:rFonts w:ascii="Cambria Math" w:hAnsi="Cambria Math"/>
+                <w:color w:val="2D3748"/>
+                <w:sz w:val="19"/>
+              </w:rPr>
+              <w:t>\Delta H = \Delta U + \Delta n_g RT, \quad \Delta_r H^\circ = \Sigma \Delta_f H^\circ(\text{products}) - \Sigma \Delta_f H^\circ(\text{reactants})</w:t>
+            </w:r>
+          </w:p>
+        </w:tc>
+      </w:tr>
+      <w:tr>
+        <w:tc>
+          <w:tcPr>
+            <w:tcW w:type="dxa" w:w="3600"/>
+            <w:shd w:fill="FFFFFF"/>
+            <w:tcMar>
+              <w:top w:w="100" w:type="dxa"/>
+              <w:bottom w:w="100" w:type="dxa"/>
+              <w:left w:w="150" w:type="dxa"/>
+              <w:right w:w="150" w:type="dxa"/>
+            </w:tcMar>
+          </w:tcPr>
+          <w:p>
+            <w:r>
+              <w:rPr>
+                <w:b/>
+                <w:color w:val="1A365D"/>
+                <w:sz w:val="19"/>
+              </w:rPr>
+              <w:t>Entropy &amp; Gibbs Free Energy Spontaneity</w:t>
+            </w:r>
+          </w:p>
+        </w:tc>
+        <w:tc>
+          <w:tcPr>
+            <w:tcW w:type="dxa" w:w="6480"/>
+            <w:shd w:fill="FFFFFF"/>
+            <w:tcMar>
+              <w:top w:w="100" w:type="dxa"/>
+              <w:bottom w:w="100" w:type="dxa"/>
+              <w:left w:w="150" w:type="dxa"/>
+              <w:right w:w="150" w:type="dxa"/>
+            </w:tcMar>
+          </w:tcPr>
+          <w:p>
+            <w:r>
+              <w:rPr>
+                <w:rFonts w:ascii="Cambria Math" w:hAnsi="Cambria Math"/>
+                <w:color w:val="2D3748"/>
+                <w:sz w:val="19"/>
+              </w:rPr>
+              <w:t>\Delta G = \Delta H - T\Delta S, \quad \Delta S_{\text{univ}} = \Delta S_{\text{sys}} + \Delta S_{\text{surr}} &gt; 0, \quad \Delta G^\circ = -RT\ln K</w:t>
+            </w:r>
+          </w:p>
+        </w:tc>
+      </w:tr>
     </w:tbl>
     <w:p>
       <w:pPr>
@@ -338,7 +517,7 @@
           <w:color w:val="2B6CB0"/>
           <w:sz w:val="24"/>
         </w:rPr>
-        <w:t>3.1 Thermodynamics - Core Application (Very High Yield — 224 PYQs)</w:t>
+        <w:t>3.1 Enthalpy, Hess's Law &amp; Bond Energies (Very High Yield — 128 PYQs)</w:t>
       </w:r>
     </w:p>
     <w:p>
@@ -353,7 +532,7 @@
         <w:rPr>
           <w:sz w:val="20"/>
         </w:rPr>
-        <w:t>Key problem pattern in Thermodynamics.</w:t>
+        <w:t>State functions, standard enthalpy of formation, Hess's law of constant heat summation, and bond energy calculations.</w:t>
       </w:r>
     </w:p>
     <w:tbl>
@@ -391,7 +570,7 @@
                 <w:color w:val="2D3748"/>
                 <w:sz w:val="19"/>
               </w:rPr>
-              <w:t>Watch for algebraic and sign errors.</w:t>
+              <w:t>Standard enthalpy of formation Δ_f H° of pure elements in their standard reference state is strictly ZERO (e.g. O_(2(g)), C_(graphite)).</w:t>
             </w:r>
           </w:p>
         </w:tc>
@@ -432,7 +611,215 @@
                 <w:color w:val="2D3748"/>
                 <w:sz w:val="19"/>
               </w:rPr>
-              <w:t>Verify dimensions and boundary conditions.</w:t>
+              <w:t>When using bond enthalpies: Δ H_(reaction) = Σ BE(bonds broken in reactants) - Σ BE(bonds formed in products).</w:t>
+            </w:r>
+          </w:p>
+        </w:tc>
+      </w:tr>
+    </w:tbl>
+    <w:p>
+      <w:pPr>
+        <w:spacing w:before="120" w:after="40"/>
+      </w:pPr>
+      <w:r>
+        <w:rPr>
+          <w:b/>
+          <w:color w:val="1A365D"/>
+          <w:sz w:val="19"/>
+        </w:rPr>
+        <w:t>Source PYQs testing this concept:</w:t>
+      </w:r>
+    </w:p>
+    <w:p>
+      <w:pPr>
+        <w:pStyle w:val="ListBullet"/>
+        <w:spacing w:after="40"/>
+      </w:pPr>
+      <w:r>
+        <w:rPr>
+          <w:b/>
+          <w:sz w:val="18"/>
+        </w:rPr>
+        <w:t xml:space="preserve">[2026 Morning Shift] Q#1 (MCQ): </w:t>
+      </w:r>
+      <w:r>
+        <w:rPr>
+          <w:sz w:val="18"/>
+        </w:rPr>
+        <w:t xml:space="preserve">"Match the LIST-I with LIST-II List-I Thermodynamic Process List-II Magnitude in kJ A. Work done in reversible, isothermal expansion of 2 m..."  </w:t>
+      </w:r>
+      <w:r>
+        <w:rPr>
+          <w:b/>
+          <w:color w:val="2B6CB0"/>
+          <w:sz w:val="18"/>
+        </w:rPr>
+        <w:t>[Ans: N/A]</w:t>
+      </w:r>
+    </w:p>
+    <w:p>
+      <w:pPr>
+        <w:pStyle w:val="ListBullet"/>
+        <w:spacing w:after="40"/>
+      </w:pPr>
+      <w:r>
+        <w:rPr>
+          <w:b/>
+          <w:sz w:val="18"/>
+        </w:rPr>
+        <w:t xml:space="preserve">[2026 Evening Shift] Q#1 (Numerical): </w:t>
+      </w:r>
+      <w:r>
+        <w:rPr>
+          <w:sz w:val="18"/>
+        </w:rPr>
+        <w:t xml:space="preserve">"If 3.365 g of ethanol (l) is burnt completely in a bomb calorimeter at 298.15 K , the heat produced is 99.472 kJ . The $|\Delta H_{f}^{\ci..."  </w:t>
+      </w:r>
+      <w:r>
+        <w:rPr>
+          <w:b/>
+          <w:color w:val="2B6CB0"/>
+          <w:sz w:val="18"/>
+        </w:rPr>
+        <w:t>[Ans: 3]</w:t>
+      </w:r>
+    </w:p>
+    <w:p>
+      <w:pPr>
+        <w:pStyle w:val="ListBullet"/>
+        <w:spacing w:after="40"/>
+      </w:pPr>
+      <w:r>
+        <w:rPr>
+          <w:b/>
+          <w:sz w:val="18"/>
+        </w:rPr>
+        <w:t xml:space="preserve">[2026 Morning Shift] Q#2 (MCQ): </w:t>
+      </w:r>
+      <w:r>
+        <w:rPr>
+          <w:sz w:val="18"/>
+        </w:rPr>
+        <w:t xml:space="preserve">"Arrange the following isothermal processes in order of the magnitude of the work (p-V) involved between states 1 and 2. A. Expansion in si..."  </w:t>
+      </w:r>
+      <w:r>
+        <w:rPr>
+          <w:b/>
+          <w:color w:val="2B6CB0"/>
+          <w:sz w:val="18"/>
+        </w:rPr>
+        <w:t>[Ans: N/A]</w:t>
+      </w:r>
+    </w:p>
+    <w:p>
+      <w:pPr>
+        <w:spacing w:after="120"/>
+      </w:pPr>
+    </w:p>
+    <w:p>
+      <w:pPr>
+        <w:pStyle w:val="Heading2"/>
+      </w:pPr>
+      <w:r>
+        <w:rPr>
+          <w:color w:val="2B6CB0"/>
+          <w:sz w:val="24"/>
+        </w:rPr>
+        <w:t>3.2 Entropy &amp; Gibbs Free Energy Spontaneity (Very High Yield — 105 PYQs)</w:t>
+      </w:r>
+    </w:p>
+    <w:p>
+      <w:r>
+        <w:rPr>
+          <w:b/>
+          <w:sz w:val="20"/>
+        </w:rPr>
+        <w:t xml:space="preserve">Core Principle: </w:t>
+      </w:r>
+      <w:r>
+        <w:rPr>
+          <w:sz w:val="20"/>
+        </w:rPr>
+        <w:t>Second and third laws of thermodynamics, entropy changes in phase transitions, and Gibbs criteria for spontaneous change.</w:t>
+      </w:r>
+    </w:p>
+    <w:tbl>
+      <w:tblPr>
+        <w:tblW w:type="auto" w:w="0"/>
+        <w:jc w:val="center"/>
+        <w:tblLook w:firstColumn="1" w:firstRow="1" w:lastColumn="0" w:lastRow="0" w:noHBand="0" w:noVBand="1" w:val="04A0"/>
+      </w:tblPr>
+      <w:tblGrid>
+        <w:gridCol w:w="10080"/>
+      </w:tblGrid>
+      <w:tr>
+        <w:tc>
+          <w:tcPr>
+            <w:tcW w:type="dxa" w:w="10080"/>
+            <w:shd w:fill="FFF5F5"/>
+            <w:tcMar>
+              <w:top w:w="100" w:type="dxa"/>
+              <w:bottom w:w="100" w:type="dxa"/>
+              <w:left w:w="150" w:type="dxa"/>
+              <w:right w:w="150" w:type="dxa"/>
+            </w:tcMar>
+          </w:tcPr>
+          <w:p>
+            <w:r>
+              <w:rPr>
+                <w:b/>
+                <w:color w:val="C53030"/>
+                <w:sz w:val="19"/>
+              </w:rPr>
+              <w:t xml:space="preserve">⚠️ Common Trap / JEE Pitfall: </w:t>
+            </w:r>
+            <w:r>
+              <w:rPr>
+                <w:color w:val="2D3748"/>
+                <w:sz w:val="19"/>
+              </w:rPr>
+              <w:t>For an endothermic reaction (Δ H &gt; 0) with Δ S &gt; 0, the reaction is spontaneous ONLY at HIGH temperatures where T &gt; (Δ H / Δ S).</w:t>
+            </w:r>
+          </w:p>
+        </w:tc>
+      </w:tr>
+    </w:tbl>
+    <w:tbl>
+      <w:tblPr>
+        <w:tblW w:type="auto" w:w="0"/>
+        <w:jc w:val="center"/>
+        <w:tblLook w:firstColumn="1" w:firstRow="1" w:lastColumn="0" w:lastRow="0" w:noHBand="0" w:noVBand="1" w:val="04A0"/>
+      </w:tblPr>
+      <w:tblGrid>
+        <w:gridCol w:w="10080"/>
+      </w:tblGrid>
+      <w:tr>
+        <w:tc>
+          <w:tcPr>
+            <w:tcW w:type="dxa" w:w="10080"/>
+            <w:shd w:fill="F0FFF4"/>
+            <w:tcMar>
+              <w:top w:w="100" w:type="dxa"/>
+              <w:bottom w:w="100" w:type="dxa"/>
+              <w:left w:w="150" w:type="dxa"/>
+              <w:right w:w="150" w:type="dxa"/>
+            </w:tcMar>
+          </w:tcPr>
+          <w:p>
+            <w:r>
+              <w:rPr>
+                <w:b/>
+                <w:color w:val="276749"/>
+                <w:sz w:val="19"/>
+              </w:rPr>
+              <w:t xml:space="preserve">💡 Speed Hack / Trick: </w:t>
+            </w:r>
+            <w:r>
+              <w:rPr>
+                <w:color w:val="2D3748"/>
+                <w:sz w:val="19"/>
+              </w:rPr>
+              <w:t>At equilibrium: Δ G = 0 \implies T_(equilibrium) = (Δ H / Δ S).</w:t>
             </w:r>
           </w:p>
         </w:tc>
@@ -666,6 +1053,79 @@
               <w:t>Solution Analysis:</w:t>
               <w:br/>
               <w:t>(A) Reversible isothermal expansion For an ideal gas in a reversible and isothermal expansion: w=-nRTln\fracV_(2)V_(1) Since the process is isothermal, Δ U=0⟹q=-w Hence, q=nRTln\fracV_(2)V_(1) Therefore, A corresponds to II. (B) Free expansion In free expansion , gas expands against zero external pressure: p_(ext)=0 Thus, w=0andq=0 (Also, for an ideal gas, } ΔU = 0.) Therefore, B corresponds to I. (C) Irreversible isothermal compression For irreversible compression (against constant external pressure): w=-p_(ext)(V_(1)-V_(2)) Therefore, C corresponds to III. (D) Cyclic reversible process For a cyclic reversible process: ∮\fracq_(rev)T=0 Therefore, D corresponds to IV. Correct Option: (C) A-II,B-I,C-III,D-IV</w:t>
+            </w:r>
+          </w:p>
+        </w:tc>
+      </w:tr>
+    </w:tbl>
+    <w:p>
+      <w:pPr>
+        <w:spacing w:after="120"/>
+      </w:pPr>
+    </w:p>
+    <w:p>
+      <w:pPr>
+        <w:spacing w:before="160" w:after="40"/>
+      </w:pPr>
+      <w:r>
+        <w:rPr>
+          <w:b/>
+          <w:color w:val="1A365D"/>
+          <w:sz w:val="22"/>
+        </w:rPr>
+        <w:t>Benchmark Problem 2: JEE Main 2026 (Online) 4th April Evening Shift (Q#1)</w:t>
+      </w:r>
+    </w:p>
+    <w:p>
+      <w:pPr>
+        <w:spacing w:after="80"/>
+      </w:pPr>
+      <w:r>
+        <w:rPr>
+          <w:sz w:val="20"/>
+        </w:rPr>
+        <w:t>If 3.365 g of ethanol (l) is burnt completely in a bomb calorimeter at 298.15 K , the heat produced is 99.472 kJ . The |Δ H_(f)°| of ethanol at 298.15 K is ____ × 10^2kJmol^-1 . (Nearest integer) Given: Standard enthalpy for combustion of graphite =-393.5kJmol^-1 Standard enthalpy of formation of water (l)=-285.8kJmol^-1 Molar mass in gmol^-1 of C,H,O are 12,1 and 16 respectively</w:t>
+      </w:r>
+    </w:p>
+    <w:tbl>
+      <w:tblPr>
+        <w:tblW w:type="auto" w:w="0"/>
+        <w:jc w:val="center"/>
+        <w:tblLook w:firstColumn="1" w:firstRow="1" w:lastColumn="0" w:lastRow="0" w:noHBand="0" w:noVBand="1" w:val="04A0"/>
+      </w:tblPr>
+      <w:tblGrid>
+        <w:gridCol w:w="10080"/>
+      </w:tblGrid>
+      <w:tr>
+        <w:tc>
+          <w:tcPr>
+            <w:tcW w:type="dxa" w:w="10080"/>
+            <w:shd w:fill="F7FAFC"/>
+            <w:tcMar>
+              <w:top w:w="100" w:type="dxa"/>
+              <w:bottom w:w="100" w:type="dxa"/>
+              <w:left w:w="150" w:type="dxa"/>
+              <w:right w:w="150" w:type="dxa"/>
+            </w:tcMar>
+          </w:tcPr>
+          <w:p>
+            <w:r>
+              <w:rPr>
+                <w:b/>
+                <w:color w:val="1A365D"/>
+                <w:sz w:val="19"/>
+              </w:rPr>
+              <w:t>Correct Answer: 3</w:t>
+              <w:br/>
+            </w:r>
+            <w:r>
+              <w:rPr>
+                <w:color w:val="2D3748"/>
+                <w:sz w:val="18"/>
+              </w:rPr>
+              <w:t>Solution Analysis:</w:t>
+              <w:br/>
+              <w:t>For complete combustion of ethanol, C_(2)H_(5)OH(l)+3O_(2)(g) → 2CO_(2)(g)+3H_(2)O(l) First, calculate moles of ethanol burnt: Molar mass of ethanol, C_(2)H_(5)OH : 2(12)+6(1)+16=46gmol^-1 So, moles of ethanol: n=(3.365 / 46)=0.07315mol Given heat produced for 0.07315 mol ethanol is 99.472 kJ. Hence, molar heat of combustion at constant volume: Δ U_(comb)=(-99.472 / 0.07315) Δ U_(comb) ≈ -1359.8kJmol^-1 Now use the relation: Δ H=Δ U+Δ n_(g)RT Here, in the combustion reaction: Gaseous reactants = 3 mol O_(2) Gaseous products = 2 mol CO_(2) So, Δ n_(g)=2-3=-1 Thus, Δ H_(comb)=Δ U_(comb)+(-1)RT At 298.15 K, RT=(8.314 × 298.15 / 1000) ≈ 2.478kJmol^-1 Therefore, Δ H_(comb)=-1359.8-2.478=-1362.3kJmol^-1 Now apply Hess's law: Δ H_(comb)°=[2Δ H_(f)°(CO_(2))+3Δ H_(f)°(H_(2)O)]-Δ H_(f)°(C_(2)H_(5)OH) Given: Δ H_(f)°(CO_(2))=-393.5kJmol^-1 Δ H_(f)°(H_(2)O(l))=-285.8kJmol^-1 So, -1362.3=[2(-393.5)+3(-285.8)]-Δ H_(f)°(ethanol) -1362.3=[-787.0-857.4]-Δ H_(f)°(ethanol) -1362.3=-1644.4-Δ H_(f)°(ethanol) Δ H_(f)°(ethanol)=-1644.4+1362.3=-282.1kJmol^-1 Therefore, |Δ H_(f)°|=282.1kJmol^-1=2.821 × 10^2kJmol^-1 Nearest integer: 3</w:t>
             </w:r>
           </w:p>
         </w:tc>

--- a/data/exports/thermodynamics_revision_notes.docx
+++ b/data/exports/thermodynamics_revision_notes.docx
@@ -209,7 +209,7 @@
               <w:rPr>
                 <w:sz w:val="19"/>
               </w:rPr>
-              <w:t>128 PYQs</w:t>
+              <w:t>134 PYQs</w:t>
             </w:r>
           </w:p>
         </w:tc>
@@ -296,7 +296,7 @@
               <w:rPr>
                 <w:sz w:val="19"/>
               </w:rPr>
-              <w:t>105 PYQs</w:t>
+              <w:t>94 PYQs</w:t>
             </w:r>
           </w:p>
         </w:tc>
@@ -517,7 +517,7 @@
           <w:color w:val="2B6CB0"/>
           <w:sz w:val="24"/>
         </w:rPr>
-        <w:t>3.1 Enthalpy, Hess's Law &amp; Bond Energies (Very High Yield — 128 PYQs)</w:t>
+        <w:t>3.1 Enthalpy, Hess's Law &amp; Bond Energies (Very High Yield — 134 PYQs)</w:t>
       </w:r>
     </w:p>
     <w:p>
@@ -646,6 +646,33 @@
         <w:rPr>
           <w:sz w:val="18"/>
         </w:rPr>
+        <w:t xml:space="preserve">"20.0dm^3 of an ideal gas ' X ' at 600 K and 0.5 MPa undergoes isothermal reversible expansion until pressure of the gas is 0.2 MPa . Whi..."  </w:t>
+      </w:r>
+      <w:r>
+        <w:rPr>
+          <w:b/>
+          <w:color w:val="2B6CB0"/>
+          <w:sz w:val="18"/>
+        </w:rPr>
+        <w:t>[Ans: A]</w:t>
+      </w:r>
+    </w:p>
+    <w:p>
+      <w:pPr>
+        <w:pStyle w:val="ListBullet"/>
+        <w:spacing w:after="40"/>
+      </w:pPr>
+      <w:r>
+        <w:rPr>
+          <w:b/>
+          <w:sz w:val="18"/>
+        </w:rPr>
+        <w:t xml:space="preserve">[2026 Morning Shift] Q#1 (MCQ): </w:t>
+      </w:r>
+      <w:r>
+        <w:rPr>
+          <w:sz w:val="18"/>
+        </w:rPr>
         <w:t xml:space="preserve">"Match the LIST-I with LIST-II List-I Thermodynamic Process List-II Magnitude in kJ A. Work done in reversible, isothermal expansion of 2 m..."  </w:t>
       </w:r>
       <w:r>
@@ -686,33 +713,6 @@
     </w:p>
     <w:p>
       <w:pPr>
-        <w:pStyle w:val="ListBullet"/>
-        <w:spacing w:after="40"/>
-      </w:pPr>
-      <w:r>
-        <w:rPr>
-          <w:b/>
-          <w:sz w:val="18"/>
-        </w:rPr>
-        <w:t xml:space="preserve">[2026 Morning Shift] Q#2 (MCQ): </w:t>
-      </w:r>
-      <w:r>
-        <w:rPr>
-          <w:sz w:val="18"/>
-        </w:rPr>
-        <w:t xml:space="preserve">"Arrange the following isothermal processes in order of the magnitude of the work (p-V) involved between states 1 and 2. A. Expansion in si..."  </w:t>
-      </w:r>
-      <w:r>
-        <w:rPr>
-          <w:b/>
-          <w:color w:val="2B6CB0"/>
-          <w:sz w:val="18"/>
-        </w:rPr>
-        <w:t>[Ans: N/A]</w:t>
-      </w:r>
-    </w:p>
-    <w:p>
-      <w:pPr>
         <w:spacing w:after="120"/>
       </w:pPr>
     </w:p>
@@ -725,7 +725,7 @@
           <w:color w:val="2B6CB0"/>
           <w:sz w:val="24"/>
         </w:rPr>
-        <w:t>3.2 Entropy &amp; Gibbs Free Energy Spontaneity (Very High Yield — 105 PYQs)</w:t>
+        <w:t>3.2 Entropy &amp; Gibbs Free Energy Spontaneity (Very High Yield — 94 PYQs)</w:t>
       </w:r>
     </w:p>
     <w:p>
@@ -902,13 +902,13 @@
           <w:b/>
           <w:sz w:val="18"/>
         </w:rPr>
-        <w:t xml:space="preserve">[2026 Morning Shift] Q#1 (MCQ): </w:t>
+        <w:t xml:space="preserve">[2026 Morning Shift] Q#2 (Numerical): </w:t>
       </w:r>
       <w:r>
         <w:rPr>
           <w:sz w:val="18"/>
         </w:rPr>
-        <w:t xml:space="preserve">"20.0dm^3 of an ideal gas ' X ' at 600 K and 0.5 MPa undergoes isothermal reversible expansion until pressure of the gas is 0.2 MPa . Whi..."  </w:t>
+        <w:t xml:space="preserve">"At the transition temperature T , A ⇌ B and Δ G^0=105-35logT where A and B are two states of substance X. The ..."  </w:t>
       </w:r>
       <w:r>
         <w:rPr>
@@ -916,7 +916,7 @@
           <w:color w:val="2B6CB0"/>
           <w:sz w:val="18"/>
         </w:rPr>
-        <w:t>[Ans: A]</w:t>
+        <w:t>[Ans: 727]</w:t>
       </w:r>
     </w:p>
     <w:p>
@@ -1073,7 +1073,7 @@
           <w:color w:val="1A365D"/>
           <w:sz w:val="22"/>
         </w:rPr>
-        <w:t>Benchmark Problem 2: JEE Main 2026 (Online) 4th April Evening Shift (Q#1)</w:t>
+        <w:t>Benchmark Problem 2: JEE Main 2026 (Online) 28th January Morning Shift (Q#1)</w:t>
       </w:r>
     </w:p>
     <w:p>
@@ -1084,7 +1084,57 @@
         <w:rPr>
           <w:sz w:val="20"/>
         </w:rPr>
-        <w:t>If 3.365 g of ethanol (l) is burnt completely in a bomb calorimeter at 298.15 K , the heat produced is 99.472 kJ . The |Δ H_(f)°| of ethanol at 298.15 K is ____ × 10^2kJmol^-1 . (Nearest integer) Given: Standard enthalpy for combustion of graphite =-393.5kJmol^-1 Standard enthalpy of formation of water (l)=-285.8kJmol^-1 Molar mass in gmol^-1 of C,H,O are 12,1 and 16 respectively</w:t>
+        <w:t>20.0dm^3 of an ideal gas ' X ' at 600 K and 0.5 MPa undergoes isothermal reversible expansion until pressure of the gas is 0.2 MPa . Which of the following option is correct? (Given: log2=0.3010 and log5=0.6989 )</w:t>
+      </w:r>
+    </w:p>
+    <w:p>
+      <w:pPr>
+        <w:pStyle w:val="ListBullet"/>
+        <w:spacing w:after="20"/>
+      </w:pPr>
+      <w:r>
+        <w:rPr>
+          <w:b/>
+          <w:color w:val="276749"/>
+          <w:sz w:val="19"/>
+        </w:rPr>
+        <w:t>(A) w=-9.1kJ,Δ U=0,Δ H=0,q=9.1kJ</w:t>
+      </w:r>
+    </w:p>
+    <w:p>
+      <w:pPr>
+        <w:pStyle w:val="ListBullet"/>
+        <w:spacing w:after="20"/>
+      </w:pPr>
+      <w:r>
+        <w:rPr>
+          <w:sz w:val="19"/>
+        </w:rPr>
+        <w:t>(B) w=9.1J,Δ U=9.1J,Δ H=0;q=0</w:t>
+      </w:r>
+    </w:p>
+    <w:p>
+      <w:pPr>
+        <w:pStyle w:val="ListBullet"/>
+        <w:spacing w:after="20"/>
+      </w:pPr>
+      <w:r>
+        <w:rPr>
+          <w:sz w:val="19"/>
+        </w:rPr>
+        <w:t>(C) w=-3.9kJ,Δ U=0,Δ H=0;q=3.9kJ</w:t>
+      </w:r>
+    </w:p>
+    <w:p>
+      <w:pPr>
+        <w:pStyle w:val="ListBullet"/>
+        <w:spacing w:after="20"/>
+      </w:pPr>
+      <w:r>
+        <w:rPr>
+          <w:sz w:val="19"/>
+        </w:rPr>
+        <w:t>(D) w=+4.1kJ,Δ U=0,Δ H=0;q=-4.1kJ</w:t>
       </w:r>
     </w:p>
     <w:tbl>
@@ -1115,7 +1165,7 @@
                 <w:color w:val="1A365D"/>
                 <w:sz w:val="19"/>
               </w:rPr>
-              <w:t>Correct Answer: 3</w:t>
+              <w:t>Correct Answer: A</w:t>
               <w:br/>
             </w:r>
             <w:r>
@@ -1125,7 +1175,7 @@
               </w:rPr>
               <w:t>Solution Analysis:</w:t>
               <w:br/>
-              <w:t>For complete combustion of ethanol, C_(2)H_(5)OH(l)+3O_(2)(g) → 2CO_(2)(g)+3H_(2)O(l) First, calculate moles of ethanol burnt: Molar mass of ethanol, C_(2)H_(5)OH : 2(12)+6(1)+16=46gmol^-1 So, moles of ethanol: n=(3.365 / 46)=0.07315mol Given heat produced for 0.07315 mol ethanol is 99.472 kJ. Hence, molar heat of combustion at constant volume: Δ U_(comb)=(-99.472 / 0.07315) Δ U_(comb) ≈ -1359.8kJmol^-1 Now use the relation: Δ H=Δ U+Δ n_(g)RT Here, in the combustion reaction: Gaseous reactants = 3 mol O_(2) Gaseous products = 2 mol CO_(2) So, Δ n_(g)=2-3=-1 Thus, Δ H_(comb)=Δ U_(comb)+(-1)RT At 298.15 K, RT=(8.314 × 298.15 / 1000) ≈ 2.478kJmol^-1 Therefore, Δ H_(comb)=-1359.8-2.478=-1362.3kJmol^-1 Now apply Hess's law: Δ H_(comb)°=[2Δ H_(f)°(CO_(2))+3Δ H_(f)°(H_(2)O)]-Δ H_(f)°(C_(2)H_(5)OH) Given: Δ H_(f)°(CO_(2))=-393.5kJmol^-1 Δ H_(f)°(H_(2)O(l))=-285.8kJmol^-1 So, -1362.3=[2(-393.5)+3(-285.8)]-Δ H_(f)°(ethanol) -1362.3=[-787.0-857.4]-Δ H_(f)°(ethanol) -1362.3=-1644.4-Δ H_(f)°(ethanol) Δ H_(f)°(ethanol)=-1644.4+1362.3=-282.1kJmol^-1 Therefore, |Δ H_(f)°|=282.1kJmol^-1=2.821 × 10^2kJmol^-1 Nearest integer: 3</w:t>
+              <w:t>For an ideal gas undergoing isothermal reversible expansion : Temperature is constant ⇒ Δ U=0 (for ideal gas, U depends only on T ) Hence Δ H=0 (since H also depends only on T for ideal gas) Step 1: Given data (convert units) V_(1)=20.0dm^3=20.0 × 10^-3m^3=0.020m^3 P_(1)=0.5MPa=0.5 × 10^6Pa=5.0 × 10^5Pa P_(2)=0.2MPa T=600K Step 2: Find number of moles using PV=nRT n=\fracP_(1)V_(1)RT=\frac(5.0 × 10^5)(0.020)(8.314)(600)=(10000 / 4988.4) ≈ 2.0mol Step 3: Work done in reversible isothermal expansion For reversible isothermal process: w=-nRTln(\fracV_(2)V_(1))=-nRTln(\fracP_(1)P_(2)) Convert to base-10 log form (NCERT style): w=-2.303nRTlog(\fracP_(1)P_(2)) Now, \fracP_(1)P_(2)=(0.5 / 0.2)=2.5 Given: log(2.5)=log((5 / 2))=log5-log2=0.6989-0.3010=0.3979 So, w=-2.303(2.0)(8.314)(600)(0.3979) First calculate nRT : nRT=2.0 × 8.314 × 600 ≈ 9976.8J Then, w ≈ -2.303 × 9976.8 × 0.3979 ≈ -9130J ≈ -9.1kJ Step 4: Heat and energy changes For isothermal ideal gas: Δ U=0 First law (NCERT sign convention): Δ U=q+w So, 0=q+(-9.1) ⇒ q=+9.1kJ Also, Δ H=0 Correct option Option A : w=-9.1kJ,Δ U=0,Δ H=0,q=+9.1kJ</w:t>
             </w:r>
           </w:p>
         </w:tc>
